--- a/fuentes/XXXXXXX_MODULO_3_CF03_DU.docx
+++ b/fuentes/XXXXXXX_MODULO_3_CF03_DU.docx
@@ -594,7 +594,7 @@
           <w:r>
             <w:fldChar w:fldCharType="separate"/>
           </w:r>
-          <w:hyperlink w:anchor="_Toc204458708" w:history="1">
+          <w:hyperlink w:anchor="_Toc206791834" w:history="1">
             <w:r>
               <w:rPr>
                 <w:rStyle w:val="Hipervnculo"/>
@@ -621,7 +621,7 @@
                 <w:noProof/>
                 <w:webHidden/>
               </w:rPr>
-              <w:instrText xml:space="preserve"> PAGEREF _Toc204458708 \h </w:instrText>
+              <w:instrText xml:space="preserve"> PAGEREF _Toc206791834 \h </w:instrText>
             </w:r>
             <w:r>
               <w:rPr>
@@ -667,7 +667,7 @@
               <w:lang w:eastAsia="es-CO"/>
             </w:rPr>
           </w:pPr>
-          <w:hyperlink w:anchor="_Toc204458709" w:history="1">
+          <w:hyperlink w:anchor="_Toc206791835" w:history="1">
             <w:r>
               <w:rPr>
                 <w:rStyle w:val="Hipervnculo"/>
@@ -711,7 +711,7 @@
                 <w:noProof/>
                 <w:webHidden/>
               </w:rPr>
-              <w:instrText xml:space="preserve"> PAGEREF _Toc204458709 \h </w:instrText>
+              <w:instrText xml:space="preserve"> PAGEREF _Toc206791835 \h </w:instrText>
             </w:r>
             <w:r>
               <w:rPr>
@@ -757,7 +757,7 @@
               <w:lang w:eastAsia="es-CO"/>
             </w:rPr>
           </w:pPr>
-          <w:hyperlink w:anchor="_Toc204458710" w:history="1">
+          <w:hyperlink w:anchor="_Toc206791836" w:history="1">
             <w:r>
               <w:rPr>
                 <w:rStyle w:val="Hipervnculo"/>
@@ -807,7 +807,7 @@
                 <w:noProof/>
                 <w:webHidden/>
               </w:rPr>
-              <w:instrText xml:space="preserve"> PAGEREF _Toc204458710 \h </w:instrText>
+              <w:instrText xml:space="preserve"> PAGEREF _Toc206791836 \h </w:instrText>
             </w:r>
             <w:r>
               <w:rPr>
@@ -853,7 +853,7 @@
               <w:lang w:eastAsia="es-CO"/>
             </w:rPr>
           </w:pPr>
-          <w:hyperlink w:anchor="_Toc204458711" w:history="1">
+          <w:hyperlink w:anchor="_Toc206791837" w:history="1">
             <w:r>
               <w:rPr>
                 <w:rStyle w:val="Hipervnculo"/>
@@ -903,7 +903,7 @@
                 <w:noProof/>
                 <w:webHidden/>
               </w:rPr>
-              <w:instrText xml:space="preserve"> PAGEREF _Toc204458711 \h </w:instrText>
+              <w:instrText xml:space="preserve"> PAGEREF _Toc206791837 \h </w:instrText>
             </w:r>
             <w:r>
               <w:rPr>
@@ -923,7 +923,7 @@
                 <w:noProof/>
                 <w:webHidden/>
               </w:rPr>
-              <w:t>8</w:t>
+              <w:t>9</w:t>
             </w:r>
             <w:r>
               <w:rPr>
@@ -949,7 +949,7 @@
               <w:lang w:eastAsia="es-CO"/>
             </w:rPr>
           </w:pPr>
-          <w:hyperlink w:anchor="_Toc204458712" w:history="1">
+          <w:hyperlink w:anchor="_Toc206791838" w:history="1">
             <w:r>
               <w:rPr>
                 <w:rStyle w:val="Hipervnculo"/>
@@ -999,7 +999,7 @@
                 <w:noProof/>
                 <w:webHidden/>
               </w:rPr>
-              <w:instrText xml:space="preserve"> PAGEREF _Toc204458712 \h </w:instrText>
+              <w:instrText xml:space="preserve"> PAGEREF _Toc206791838 \h </w:instrText>
             </w:r>
             <w:r>
               <w:rPr>
@@ -1019,7 +1019,7 @@
                 <w:noProof/>
                 <w:webHidden/>
               </w:rPr>
-              <w:t>13</w:t>
+              <w:t>14</w:t>
             </w:r>
             <w:r>
               <w:rPr>
@@ -1046,7 +1046,7 @@
               <w:lang w:eastAsia="es-CO"/>
             </w:rPr>
           </w:pPr>
-          <w:hyperlink w:anchor="_Toc204458713" w:history="1">
+          <w:hyperlink w:anchor="_Toc206791839" w:history="1">
             <w:r>
               <w:rPr>
                 <w:rStyle w:val="Hipervnculo"/>
@@ -1096,7 +1096,7 @@
                 <w:noProof/>
                 <w:webHidden/>
               </w:rPr>
-              <w:instrText xml:space="preserve"> PAGEREF _Toc204458713 \h </w:instrText>
+              <w:instrText xml:space="preserve"> PAGEREF _Toc206791839 \h </w:instrText>
             </w:r>
             <w:r>
               <w:rPr>
@@ -1142,7 +1142,7 @@
               <w:lang w:eastAsia="es-CO"/>
             </w:rPr>
           </w:pPr>
-          <w:hyperlink w:anchor="_Toc204458714" w:history="1">
+          <w:hyperlink w:anchor="_Toc206791840" w:history="1">
             <w:r>
               <w:rPr>
                 <w:rStyle w:val="Hipervnculo"/>
@@ -1186,7 +1186,7 @@
                 <w:noProof/>
                 <w:webHidden/>
               </w:rPr>
-              <w:instrText xml:space="preserve"> PAGEREF _Toc204458714 \h </w:instrText>
+              <w:instrText xml:space="preserve"> PAGEREF _Toc206791840 \h </w:instrText>
             </w:r>
             <w:r>
               <w:rPr>
@@ -1232,7 +1232,7 @@
               <w:lang w:eastAsia="es-CO"/>
             </w:rPr>
           </w:pPr>
-          <w:hyperlink w:anchor="_Toc204458715" w:history="1">
+          <w:hyperlink w:anchor="_Toc206791841" w:history="1">
             <w:r>
               <w:rPr>
                 <w:rStyle w:val="Hipervnculo"/>
@@ -1282,7 +1282,7 @@
                 <w:noProof/>
                 <w:webHidden/>
               </w:rPr>
-              <w:instrText xml:space="preserve"> PAGEREF _Toc204458715 \h </w:instrText>
+              <w:instrText xml:space="preserve"> PAGEREF _Toc206791841 \h </w:instrText>
             </w:r>
             <w:r>
               <w:rPr>
@@ -1328,7 +1328,7 @@
               <w:lang w:eastAsia="es-CO"/>
             </w:rPr>
           </w:pPr>
-          <w:hyperlink w:anchor="_Toc204458716" w:history="1">
+          <w:hyperlink w:anchor="_Toc206791842" w:history="1">
             <w:r>
               <w:rPr>
                 <w:rStyle w:val="Hipervnculo"/>
@@ -1378,7 +1378,7 @@
                 <w:noProof/>
                 <w:webHidden/>
               </w:rPr>
-              <w:instrText xml:space="preserve"> PAGEREF _Toc204458716 \h </w:instrText>
+              <w:instrText xml:space="preserve"> PAGEREF _Toc206791842 \h </w:instrText>
             </w:r>
             <w:r>
               <w:rPr>
@@ -1424,7 +1424,7 @@
               <w:lang w:eastAsia="es-CO"/>
             </w:rPr>
           </w:pPr>
-          <w:hyperlink w:anchor="_Toc204458717" w:history="1">
+          <w:hyperlink w:anchor="_Toc206791843" w:history="1">
             <w:r>
               <w:rPr>
                 <w:rStyle w:val="Hipervnculo"/>
@@ -1474,7 +1474,7 @@
                 <w:noProof/>
                 <w:webHidden/>
               </w:rPr>
-              <w:instrText xml:space="preserve"> PAGEREF _Toc204458717 \h </w:instrText>
+              <w:instrText xml:space="preserve"> PAGEREF _Toc206791843 \h </w:instrText>
             </w:r>
             <w:r>
               <w:rPr>
@@ -1520,7 +1520,7 @@
               <w:lang w:eastAsia="es-CO"/>
             </w:rPr>
           </w:pPr>
-          <w:hyperlink w:anchor="_Toc204458718" w:history="1">
+          <w:hyperlink w:anchor="_Toc206791844" w:history="1">
             <w:r>
               <w:rPr>
                 <w:rStyle w:val="Hipervnculo"/>
@@ -1564,7 +1564,7 @@
                 <w:noProof/>
                 <w:webHidden/>
               </w:rPr>
-              <w:instrText xml:space="preserve"> PAGEREF _Toc204458718 \h </w:instrText>
+              <w:instrText xml:space="preserve"> PAGEREF _Toc206791844 \h </w:instrText>
             </w:r>
             <w:r>
               <w:rPr>
@@ -1610,7 +1610,7 @@
               <w:lang w:eastAsia="es-CO"/>
             </w:rPr>
           </w:pPr>
-          <w:hyperlink w:anchor="_Toc204458719" w:history="1">
+          <w:hyperlink w:anchor="_Toc206791845" w:history="1">
             <w:r>
               <w:rPr>
                 <w:rStyle w:val="Hipervnculo"/>
@@ -1660,7 +1660,7 @@
                 <w:noProof/>
                 <w:webHidden/>
               </w:rPr>
-              <w:instrText xml:space="preserve"> PAGEREF _Toc204458719 \h </w:instrText>
+              <w:instrText xml:space="preserve"> PAGEREF _Toc206791845 \h </w:instrText>
             </w:r>
             <w:r>
               <w:rPr>
@@ -1706,7 +1706,7 @@
               <w:lang w:eastAsia="es-CO"/>
             </w:rPr>
           </w:pPr>
-          <w:hyperlink w:anchor="_Toc204458720" w:history="1">
+          <w:hyperlink w:anchor="_Toc206791846" w:history="1">
             <w:r>
               <w:rPr>
                 <w:rStyle w:val="Hipervnculo"/>
@@ -1756,7 +1756,7 @@
                 <w:noProof/>
                 <w:webHidden/>
               </w:rPr>
-              <w:instrText xml:space="preserve"> PAGEREF _Toc204458720 \h </w:instrText>
+              <w:instrText xml:space="preserve"> PAGEREF _Toc206791846 \h </w:instrText>
             </w:r>
             <w:r>
               <w:rPr>
@@ -1802,7 +1802,7 @@
               <w:lang w:eastAsia="es-CO"/>
             </w:rPr>
           </w:pPr>
-          <w:hyperlink w:anchor="_Toc204458721" w:history="1">
+          <w:hyperlink w:anchor="_Toc206791847" w:history="1">
             <w:r>
               <w:rPr>
                 <w:rStyle w:val="Hipervnculo"/>
@@ -1852,7 +1852,7 @@
                 <w:noProof/>
                 <w:webHidden/>
               </w:rPr>
-              <w:instrText xml:space="preserve"> PAGEREF _Toc204458721 \h </w:instrText>
+              <w:instrText xml:space="preserve"> PAGEREF _Toc206791847 \h </w:instrText>
             </w:r>
             <w:r>
               <w:rPr>
@@ -1898,7 +1898,7 @@
               <w:lang w:eastAsia="es-CO"/>
             </w:rPr>
           </w:pPr>
-          <w:hyperlink w:anchor="_Toc204458722" w:history="1">
+          <w:hyperlink w:anchor="_Toc206791848" w:history="1">
             <w:r>
               <w:rPr>
                 <w:rStyle w:val="Hipervnculo"/>
@@ -1942,7 +1942,7 @@
                 <w:noProof/>
                 <w:webHidden/>
               </w:rPr>
-              <w:instrText xml:space="preserve"> PAGEREF _Toc204458722 \h </w:instrText>
+              <w:instrText xml:space="preserve"> PAGEREF _Toc206791848 \h </w:instrText>
             </w:r>
             <w:r>
               <w:rPr>
@@ -1988,7 +1988,7 @@
               <w:lang w:eastAsia="es-CO"/>
             </w:rPr>
           </w:pPr>
-          <w:hyperlink w:anchor="_Toc204458723" w:history="1">
+          <w:hyperlink w:anchor="_Toc206791849" w:history="1">
             <w:r>
               <w:rPr>
                 <w:rStyle w:val="Hipervnculo"/>
@@ -2038,7 +2038,7 @@
                 <w:noProof/>
                 <w:webHidden/>
               </w:rPr>
-              <w:instrText xml:space="preserve"> PAGEREF _Toc204458723 \h </w:instrText>
+              <w:instrText xml:space="preserve"> PAGEREF _Toc206791849 \h </w:instrText>
             </w:r>
             <w:r>
               <w:rPr>
@@ -2084,7 +2084,7 @@
               <w:lang w:eastAsia="es-CO"/>
             </w:rPr>
           </w:pPr>
-          <w:hyperlink w:anchor="_Toc204458724" w:history="1">
+          <w:hyperlink w:anchor="_Toc206791850" w:history="1">
             <w:r>
               <w:rPr>
                 <w:rStyle w:val="Hipervnculo"/>
@@ -2128,7 +2128,7 @@
                 <w:noProof/>
                 <w:webHidden/>
               </w:rPr>
-              <w:instrText xml:space="preserve"> PAGEREF _Toc204458724 \h </w:instrText>
+              <w:instrText xml:space="preserve"> PAGEREF _Toc206791850 \h </w:instrText>
             </w:r>
             <w:r>
               <w:rPr>
@@ -2173,7 +2173,7 @@
               <w:lang w:eastAsia="es-CO"/>
             </w:rPr>
           </w:pPr>
-          <w:hyperlink w:anchor="_Toc204458725" w:history="1">
+          <w:hyperlink w:anchor="_Toc206791851" w:history="1">
             <w:r>
               <w:rPr>
                 <w:rStyle w:val="Hipervnculo"/>
@@ -2200,7 +2200,7 @@
                 <w:noProof/>
                 <w:webHidden/>
               </w:rPr>
-              <w:instrText xml:space="preserve"> PAGEREF _Toc204458725 \h </w:instrText>
+              <w:instrText xml:space="preserve"> PAGEREF _Toc206791851 \h </w:instrText>
             </w:r>
             <w:r>
               <w:rPr>
@@ -2245,7 +2245,7 @@
               <w:lang w:eastAsia="es-CO"/>
             </w:rPr>
           </w:pPr>
-          <w:hyperlink w:anchor="_Toc204458726" w:history="1">
+          <w:hyperlink w:anchor="_Toc206791852" w:history="1">
             <w:r>
               <w:rPr>
                 <w:rStyle w:val="Hipervnculo"/>
@@ -2272,7 +2272,7 @@
                 <w:noProof/>
                 <w:webHidden/>
               </w:rPr>
-              <w:instrText xml:space="preserve"> PAGEREF _Toc204458726 \h </w:instrText>
+              <w:instrText xml:space="preserve"> PAGEREF _Toc206791852 \h </w:instrText>
             </w:r>
             <w:r>
               <w:rPr>
@@ -2317,7 +2317,7 @@
               <w:lang w:eastAsia="es-CO"/>
             </w:rPr>
           </w:pPr>
-          <w:hyperlink w:anchor="_Toc204458727" w:history="1">
+          <w:hyperlink w:anchor="_Toc206791853" w:history="1">
             <w:r>
               <w:rPr>
                 <w:rStyle w:val="Hipervnculo"/>
@@ -2344,7 +2344,7 @@
                 <w:noProof/>
                 <w:webHidden/>
               </w:rPr>
-              <w:instrText xml:space="preserve"> PAGEREF _Toc204458727 \h </w:instrText>
+              <w:instrText xml:space="preserve"> PAGEREF _Toc206791853 \h </w:instrText>
             </w:r>
             <w:r>
               <w:rPr>
@@ -2389,7 +2389,7 @@
               <w:lang w:eastAsia="es-CO"/>
             </w:rPr>
           </w:pPr>
-          <w:hyperlink w:anchor="_Toc204458728" w:history="1">
+          <w:hyperlink w:anchor="_Toc206791854" w:history="1">
             <w:r>
               <w:rPr>
                 <w:rStyle w:val="Hipervnculo"/>
@@ -2416,7 +2416,7 @@
                 <w:noProof/>
                 <w:webHidden/>
               </w:rPr>
-              <w:instrText xml:space="preserve"> PAGEREF _Toc204458728 \h </w:instrText>
+              <w:instrText xml:space="preserve"> PAGEREF _Toc206791854 \h </w:instrText>
             </w:r>
             <w:r>
               <w:rPr>
@@ -2461,7 +2461,7 @@
               <w:lang w:eastAsia="es-CO"/>
             </w:rPr>
           </w:pPr>
-          <w:hyperlink w:anchor="_Toc204458729" w:history="1">
+          <w:hyperlink w:anchor="_Toc206791855" w:history="1">
             <w:r>
               <w:rPr>
                 <w:rStyle w:val="Hipervnculo"/>
@@ -2488,7 +2488,7 @@
                 <w:noProof/>
                 <w:webHidden/>
               </w:rPr>
-              <w:instrText xml:space="preserve"> PAGEREF _Toc204458729 \h </w:instrText>
+              <w:instrText xml:space="preserve"> PAGEREF _Toc206791855 \h </w:instrText>
             </w:r>
             <w:r>
               <w:rPr>
@@ -2530,7 +2530,7 @@
       <w:pPr>
         <w:pStyle w:val="Titulosgenerales"/>
       </w:pPr>
-      <w:bookmarkStart w:id="0" w:name="_Toc204458708"/>
+      <w:bookmarkStart w:id="0" w:name="_Toc206791834"/>
       <w:r>
         <w:lastRenderedPageBreak/>
         <w:t>Introducción</w:t>
@@ -2562,7 +2562,7 @@
       <w:pPr>
         <w:pStyle w:val="Ttulo1"/>
       </w:pPr>
-      <w:bookmarkStart w:id="1" w:name="_Toc204458709"/>
+      <w:bookmarkStart w:id="1" w:name="_Toc206791835"/>
       <w:r>
         <w:lastRenderedPageBreak/>
         <w:t>Caracterización del mercado territorial campesino</w:t>
@@ -2586,7 +2586,7 @@
       <w:pPr>
         <w:pStyle w:val="Ttulo2"/>
       </w:pPr>
-      <w:bookmarkStart w:id="2" w:name="_Toc204458710"/>
+      <w:bookmarkStart w:id="2" w:name="_Toc206791836"/>
       <w:r>
         <w:t>¿Qué es un mercado territorial campesino?</w:t>
       </w:r>
@@ -2683,7 +2683,33 @@
           <w:lang w:val="es-419" w:eastAsia="es-CO"/>
         </w:rPr>
         <w:lastRenderedPageBreak/>
-        <w:t>Una de las características fundamentales de estos mercados es la eliminación de intermediarios. Esto permite que el dinero pagado por quien compra vaya directamente a quien cultiva o fabrica el producto, fortaleciendo así la economía local. Además, estos mercados permiten preservar saberes tradicionales que tienden a desaparecer con la industrialización, como la siembra de maíz criollo o la preparación de arepas en fogón de leña. Así, no solo se comercializa un alimento, sino que se transmite historia, cultura e identidad. A continuación, se presentan las características esenciales de un mercado territorial campesino:</w:t>
+        <w:t xml:space="preserve">Una de las características fundamentales de estos mercados es la eliminación de intermediarios. Esto permite que el dinero pagado por quien compra vaya directamente a quien cultiva o fabrica el producto, fortaleciendo así la economía local. Además, estos mercados permiten preservar saberes tradicionales que tienden a desaparecer con la industrialización, como la siembra de maíz criollo o la preparación de arepas en fogón de leña. Así, no solo se comercializa un alimento, sino que se transmite historia, cultura e identidad. </w:t>
+      </w:r>
+    </w:p>
+    <w:p>
+      <w:pPr>
+        <w:rPr>
+          <w:lang w:val="es-419" w:eastAsia="es-CO"/>
+        </w:rPr>
+      </w:pPr>
+      <w:r>
+        <w:rPr>
+          <w:lang w:eastAsia="es-CO"/>
+        </w:rPr>
+        <w:t>La venta de animales vivos o congelados, así como de productos cárnicos procesados (por ejemplo, carne oreada, chorizos o gelatina de pata), está regulada por entidades de control en los ámbitos local y nacional. Estas disposiciones señalan lugares específicos y autorizados que deben cumplir con los requisitos legales y sanitarios establecidos para su comercialización.</w:t>
+      </w:r>
+    </w:p>
+    <w:p>
+      <w:pPr>
+        <w:rPr>
+          <w:lang w:val="es-419" w:eastAsia="es-CO"/>
+        </w:rPr>
+      </w:pPr>
+      <w:r>
+        <w:rPr>
+          <w:lang w:val="es-419" w:eastAsia="es-CO"/>
+        </w:rPr>
+        <w:t>A continuación, se presentan las características esenciales de un mercado territorial campesino:</w:t>
       </w:r>
     </w:p>
     <w:p>
@@ -2777,19 +2803,26 @@
         <w:rPr>
           <w:lang w:val="es-419" w:eastAsia="es-CO"/>
         </w:rPr>
-        <w:t>Por ejemplo, en un municipio pequeño, el mercado campesino puede organizarse una vez a la semana en la plaza principal. Allí, don José ofrece sus plátanos recién cortados, doña Marta vende miel pura de sus colmenas y la familia Ramírez muestra orgullosa sus tejidos de fique. Cada venta lleva consigo una historia, un saber, una tradición.</w:t>
-      </w:r>
-    </w:p>
-    <w:p>
-      <w:pPr>
+        <w:t xml:space="preserve">Por ejemplo, en un municipio pequeño, el mercado campesino puede organizarse una vez a la semana en la plaza principal. Allí, don José ofrece sus plátanos recién cortados, doña Marta vende miel pura de sus colmenas y la familia Ramírez muestra </w:t>
+      </w:r>
+      <w:r>
         <w:rPr>
           <w:lang w:val="es-419" w:eastAsia="es-CO"/>
         </w:rPr>
-      </w:pPr>
-      <w:r>
+        <w:lastRenderedPageBreak/>
+        <w:t>orgullosa sus tejidos de fique. Cada venta lleva consigo una historia, un saber, una tradición.</w:t>
+      </w:r>
+    </w:p>
+    <w:p>
+      <w:pPr>
         <w:rPr>
           <w:lang w:val="es-419" w:eastAsia="es-CO"/>
         </w:rPr>
+      </w:pPr>
+      <w:r>
+        <w:rPr>
+          <w:lang w:val="es-419" w:eastAsia="es-CO"/>
+        </w:rPr>
         <w:t>Participar en un mercado territorial campesino no solo mejora los ingresos familiares, sino que también fortalece la identidad comunitaria. Es una forma de recordar que la verdadera riqueza está en valorar lo que se produce con esfuerzo, conocimiento y respeto por la tierra.</w:t>
       </w:r>
     </w:p>
@@ -2798,7 +2831,6 @@
         <w:pStyle w:val="Ttulo3"/>
       </w:pPr>
       <w:r>
-        <w:lastRenderedPageBreak/>
         <w:t>Características principales de los mercados campesinos</w:t>
       </w:r>
     </w:p>
@@ -2892,7 +2924,8 @@
         <w:rPr>
           <w:lang w:eastAsia="es-CO"/>
         </w:rPr>
-        <w:t>Productos de cuidado personal como jabones naturales elaborados con plantas locales.</w:t>
+        <w:lastRenderedPageBreak/>
+        <w:t>Artesanías representativas de la tradición campesina, como sombreros, mochilas o tapetes.</w:t>
       </w:r>
     </w:p>
     <w:p>
@@ -2947,7 +2980,6 @@
         <w:pStyle w:val="Ttulo4"/>
       </w:pPr>
       <w:r>
-        <w:lastRenderedPageBreak/>
         <w:t>Diversidad de productos</w:t>
       </w:r>
     </w:p>
@@ -3084,6 +3116,7 @@
         <w:rPr>
           <w:lang w:eastAsia="es-CO"/>
         </w:rPr>
+        <w:lastRenderedPageBreak/>
         <w:t>Además, más allá de ser espacios de comercio, estos mercados se convierten en escenarios de expresión comunitaria: es común encontrar música tradicional, platos típicos, muestras artísticas o celebraciones patronales. Así, asistir al mercado se transforma en una experiencia integral de participación cultural y social.</w:t>
       </w:r>
     </w:p>
@@ -3091,7 +3124,7 @@
       <w:pPr>
         <w:pStyle w:val="Ttulo2"/>
       </w:pPr>
-      <w:bookmarkStart w:id="3" w:name="_Toc204458711"/>
+      <w:bookmarkStart w:id="3" w:name="_Toc206791837"/>
       <w:r>
         <w:t>Perfil de los clientes rurales</w:t>
       </w:r>
@@ -3107,40 +3140,88 @@
         <w:rPr>
           <w:lang w:eastAsia="es-CO"/>
         </w:rPr>
-        <w:t xml:space="preserve">Conocer bien a quienes compran en el mercado campesino es como sembrar en tierra fértil: asegura que los esfuerzos realizados rindan frutos. Comprender qué </w:t>
-      </w:r>
-      <w:r>
-        <w:rPr>
-          <w:lang w:eastAsia="es-CO"/>
+        <w:t>Conocer bien a quienes compran en el mercado campesino es como sembrar en tierra fértil: asegura que los esfuerzos realizados rindan frutos. Comprender qué buscan, qué valoran y cómo se comportan las personas que visitan el mercado permite organizar mejor la oferta, mejorar los servicios y garantizar que cada jornada sea exitosa.</w:t>
+      </w:r>
+    </w:p>
+    <w:p>
+      <w:pPr>
+        <w:rPr>
+          <w:lang w:eastAsia="es-CO"/>
+        </w:rPr>
+      </w:pPr>
+      <w:r>
+        <w:rPr>
+          <w:lang w:eastAsia="es-CO"/>
+        </w:rPr>
+        <w:t>Cuando el productor entiende a su comunidad, puede tomar decisiones más acertadas sobre qué cultivar, en qué cantidades y cómo presentar sus productos. Por ejemplo, si se identifica una alta demanda de alimentos orgánicos, es conveniente enfocarse en una producción libre de químicos y resaltarlo al momento de la venta. Asimismo, si se sabe que la población mayor valora productos tradicionales como la panela o el bocadillo, estos deben destacarse en la oferta.</w:t>
+      </w:r>
+    </w:p>
+    <w:p>
+      <w:pPr>
+        <w:rPr>
+          <w:lang w:eastAsia="es-CO"/>
+        </w:rPr>
+      </w:pPr>
+      <w:r>
+        <w:rPr>
+          <w:lang w:eastAsia="es-CO"/>
+        </w:rPr>
+        <w:t>Los siguientes aspectos resultan clave al momento de conocer el perfil del cliente rural:</w:t>
+      </w:r>
+    </w:p>
+    <w:p>
+      <w:pPr>
+        <w:pStyle w:val="Ttulo4"/>
+        <w:rPr>
+          <w:lang w:val="es-419"/>
+        </w:rPr>
+      </w:pPr>
+      <w:r>
+        <w:rPr>
+          <w:lang w:val="es-419"/>
+        </w:rPr>
+        <w:t>Preferencias de consumo</w:t>
+      </w:r>
+    </w:p>
+    <w:p>
+      <w:pPr>
+        <w:rPr>
+          <w:lang w:eastAsia="es-CO"/>
+        </w:rPr>
+      </w:pPr>
+      <w:r>
+        <w:rPr>
+          <w:lang w:eastAsia="es-CO"/>
+        </w:rPr>
+        <w:t>Determinar si se buscan productos frescos, transformados, artesanías o servicios rurales.</w:t>
+      </w:r>
+    </w:p>
+    <w:p>
+      <w:pPr>
+        <w:pStyle w:val="Ttulo4"/>
+        <w:rPr>
+          <w:lang w:val="es-419"/>
+        </w:rPr>
+      </w:pPr>
+      <w:r>
+        <w:rPr>
+          <w:lang w:val="es-419"/>
         </w:rPr>
         <w:lastRenderedPageBreak/>
-        <w:t>buscan, qué valoran y cómo se comportan las personas que visitan el mercado permite organizar mejor la oferta, mejorar los servicios y garantizar que cada jornada sea exitosa.</w:t>
-      </w:r>
-    </w:p>
-    <w:p>
-      <w:pPr>
-        <w:rPr>
-          <w:lang w:eastAsia="es-CO"/>
-        </w:rPr>
-      </w:pPr>
-      <w:r>
-        <w:rPr>
-          <w:lang w:eastAsia="es-CO"/>
-        </w:rPr>
-        <w:t>Cuando el productor entiende a su comunidad, puede tomar decisiones más acertadas sobre qué cultivar, en qué cantidades y cómo presentar sus productos. Por ejemplo, si se identifica una alta demanda de alimentos orgánicos, es conveniente enfocarse en una producción libre de químicos y resaltarlo al momento de la venta. Asimismo, si se sabe que la población mayor valora productos tradicionales como la panela o el bocadillo, estos deben destacarse en la oferta.</w:t>
-      </w:r>
-    </w:p>
-    <w:p>
-      <w:pPr>
-        <w:rPr>
-          <w:lang w:eastAsia="es-CO"/>
-        </w:rPr>
-      </w:pPr>
-      <w:r>
-        <w:rPr>
-          <w:lang w:eastAsia="es-CO"/>
-        </w:rPr>
-        <w:t>Los siguientes aspectos resultan clave al momento de conocer el perfil del cliente rural:</w:t>
+        <w:t>Capacidad de compra</w:t>
+      </w:r>
+    </w:p>
+    <w:p>
+      <w:pPr>
+        <w:rPr>
+          <w:lang w:eastAsia="es-CO"/>
+        </w:rPr>
+      </w:pPr>
+      <w:r>
+        <w:rPr>
+          <w:lang w:eastAsia="es-CO"/>
+        </w:rPr>
+        <w:t>Adaptar los precios y presentaciones (como paquetes pequeños) según el poder adquisitivo local.</w:t>
       </w:r>
     </w:p>
     <w:p>
@@ -3154,20 +3235,20 @@
         <w:rPr>
           <w:lang w:val="es-419"/>
         </w:rPr>
-        <w:t>Preferencias de consumo</w:t>
-      </w:r>
-    </w:p>
-    <w:p>
-      <w:pPr>
-        <w:rPr>
-          <w:lang w:eastAsia="es-CO"/>
-        </w:rPr>
-      </w:pPr>
-      <w:r>
-        <w:rPr>
-          <w:lang w:eastAsia="es-CO"/>
-        </w:rPr>
-        <w:t>Determinar si se buscan productos frescos, transformados, artesanías o servicios rurales.</w:t>
+        <w:t>Horarios y días de afluencia</w:t>
+      </w:r>
+    </w:p>
+    <w:p>
+      <w:pPr>
+        <w:rPr>
+          <w:lang w:eastAsia="es-CO"/>
+        </w:rPr>
+      </w:pPr>
+      <w:r>
+        <w:rPr>
+          <w:lang w:eastAsia="es-CO"/>
+        </w:rPr>
+        <w:t>Organizar la logística de producción y transporte según el flujo de personas.</w:t>
       </w:r>
     </w:p>
     <w:p>
@@ -3181,165 +3262,116 @@
         <w:rPr>
           <w:lang w:val="es-419"/>
         </w:rPr>
-        <w:t>Capacidad de compra</w:t>
-      </w:r>
-    </w:p>
-    <w:p>
-      <w:pPr>
-        <w:rPr>
-          <w:lang w:eastAsia="es-CO"/>
-        </w:rPr>
-      </w:pPr>
-      <w:r>
-        <w:rPr>
-          <w:lang w:eastAsia="es-CO"/>
-        </w:rPr>
-        <w:t>Adaptar los precios y presentaciones (como paquetes pequeños) según el poder adquisitivo local.</w:t>
+        <w:t>Costumbres locales</w:t>
+      </w:r>
+    </w:p>
+    <w:p>
+      <w:pPr>
+        <w:rPr>
+          <w:lang w:eastAsia="es-CO"/>
+        </w:rPr>
+      </w:pPr>
+      <w:r>
+        <w:rPr>
+          <w:lang w:eastAsia="es-CO"/>
+        </w:rPr>
+        <w:t>Alinear la oferta con festividades y tradiciones, como platos típicos o decoraciones artesanales.</w:t>
+      </w:r>
+    </w:p>
+    <w:p>
+      <w:pPr>
+        <w:rPr>
+          <w:lang w:eastAsia="es-CO"/>
+        </w:rPr>
+      </w:pPr>
+      <w:r>
+        <w:rPr>
+          <w:lang w:eastAsia="es-CO"/>
+        </w:rPr>
+        <w:t>Un ejemplo práctico es el de don Martín, productor de hortalizas, quien observó que muchas madres asistían al mercado con sus hijos pequeños. Al notar que preferían productos listos para cocinar, comenzó a ofrecer "paquetes de sopa" que incluían zanahoria, papa, cebolla y cilantro fresco. Esta estrategia sencilla le permitió aumentar sus ventas sin necesidad de ampliar la producción.</w:t>
+      </w:r>
+    </w:p>
+    <w:p>
+      <w:pPr>
+        <w:rPr>
+          <w:lang w:eastAsia="es-CO"/>
+        </w:rPr>
+      </w:pPr>
+      <w:r>
+        <w:rPr>
+          <w:lang w:eastAsia="es-CO"/>
+        </w:rPr>
+        <w:t>Conocer a la comunidad no es difícil, pero requiere atención y diálogo constante. Escuchar a quienes compran, formular preguntas simples como “¿Qué le gustaría encontrar la próxima vez?” o “¿Cómo le parece el precio de hoy?”, y observar con atención el comportamiento de los clientes son acciones que ayudan a ajustar la oferta de manera natural. De esta manera, el mercado campesino se transforma en un espacio de encuentro y entendimiento, donde productor y comprador construyen una relación duradera y mutuamente beneficiosa.</w:t>
+      </w:r>
+    </w:p>
+    <w:p>
+      <w:pPr>
+        <w:pStyle w:val="Ttulo3"/>
+        <w:rPr>
+          <w:lang w:val="es-419"/>
+        </w:rPr>
+      </w:pPr>
+      <w:r>
+        <w:rPr>
+          <w:lang w:val="es-419"/>
+        </w:rPr>
+        <w:t>¿Quiénes son nuestros principales compradores?</w:t>
+      </w:r>
+    </w:p>
+    <w:p>
+      <w:pPr>
+        <w:rPr>
+          <w:lang w:eastAsia="es-CO"/>
+        </w:rPr>
+      </w:pPr>
+      <w:r>
+        <w:rPr>
+          <w:lang w:eastAsia="es-CO"/>
+        </w:rPr>
+        <w:t xml:space="preserve">Identificar a los principales compradores del mercado campesino es esencial para lograr una oferta atractiva y efectiva. No todos los clientes buscan lo mismo ni compran </w:t>
+      </w:r>
+      <w:r>
+        <w:rPr>
+          <w:lang w:eastAsia="es-CO"/>
+        </w:rPr>
+        <w:lastRenderedPageBreak/>
+        <w:t>de la misma forma; por eso, comprender sus perfiles ayuda a ofrecer productos que respondan a sus necesidades, presentados de forma adecuada.</w:t>
+      </w:r>
+    </w:p>
+    <w:p>
+      <w:pPr>
+        <w:pStyle w:val="Ttulo5"/>
+      </w:pPr>
+      <w:r>
+        <w:t>En los mercados rurales suelen destacarse los siguientes tipos de compradores:</w:t>
       </w:r>
     </w:p>
     <w:p>
       <w:pPr>
         <w:pStyle w:val="Ttulo4"/>
-        <w:rPr>
-          <w:lang w:val="es-419"/>
-        </w:rPr>
-      </w:pPr>
-      <w:r>
-        <w:rPr>
-          <w:lang w:val="es-419"/>
-        </w:rPr>
-        <w:t>Horarios y días de afluencia</w:t>
-      </w:r>
-    </w:p>
-    <w:p>
-      <w:pPr>
-        <w:rPr>
-          <w:lang w:eastAsia="es-CO"/>
-        </w:rPr>
-      </w:pPr>
-      <w:r>
-        <w:rPr>
-          <w:lang w:eastAsia="es-CO"/>
-        </w:rPr>
-        <w:t>Organizar la logística de producción y transporte según el flujo de personas.</w:t>
+      </w:pPr>
+      <w:r>
+        <w:t>Familias locales</w:t>
+      </w:r>
+    </w:p>
+    <w:p>
+      <w:pPr>
+        <w:rPr>
+          <w:lang w:eastAsia="es-CO"/>
+        </w:rPr>
+      </w:pPr>
+      <w:r>
+        <w:rPr>
+          <w:lang w:eastAsia="es-CO"/>
+        </w:rPr>
+        <w:t>Buscan alimentos frescos, variados y a buen precio para el consumo diario. Valoran productos como verduras, frutas, huevos, lácteos, granos y tubérculos.</w:t>
       </w:r>
     </w:p>
     <w:p>
       <w:pPr>
         <w:pStyle w:val="Ttulo4"/>
-        <w:rPr>
-          <w:lang w:val="es-419"/>
-        </w:rPr>
-      </w:pPr>
-      <w:r>
-        <w:rPr>
-          <w:lang w:val="es-419"/>
-        </w:rPr>
-        <w:t>Costumbres locales</w:t>
-      </w:r>
-    </w:p>
-    <w:p>
-      <w:pPr>
-        <w:rPr>
-          <w:lang w:eastAsia="es-CO"/>
-        </w:rPr>
-      </w:pPr>
-      <w:r>
-        <w:rPr>
-          <w:lang w:eastAsia="es-CO"/>
-        </w:rPr>
-        <w:t>Alinear la oferta con festividades y tradiciones, como platos típicos o decoraciones artesanales.</w:t>
-      </w:r>
-    </w:p>
-    <w:p>
-      <w:pPr>
-        <w:rPr>
-          <w:lang w:eastAsia="es-CO"/>
-        </w:rPr>
-      </w:pPr>
-      <w:r>
-        <w:rPr>
-          <w:lang w:eastAsia="es-CO"/>
-        </w:rPr>
-        <w:lastRenderedPageBreak/>
-        <w:t>Un ejemplo práctico es el de don Martín, productor de hortalizas, quien observó que muchas madres asistían al mercado con sus hijos pequeños. Al notar que preferían productos listos para cocinar, comenzó a ofrecer "paquetes de sopa" que incluían zanahoria, papa, cebolla y cilantro fresco. Esta estrategia sencilla le permitió aumentar sus ventas sin necesidad de ampliar la producción.</w:t>
-      </w:r>
-    </w:p>
-    <w:p>
-      <w:pPr>
-        <w:rPr>
-          <w:lang w:eastAsia="es-CO"/>
-        </w:rPr>
-      </w:pPr>
-      <w:r>
-        <w:rPr>
-          <w:lang w:eastAsia="es-CO"/>
-        </w:rPr>
-        <w:t>Conocer a la comunidad no es difícil, pero requiere atención y diálogo constante. Escuchar a quienes compran, formular preguntas simples como “¿Qué le gustaría encontrar la próxima vez?” o “¿Cómo le parece el precio de hoy?”, y observar con atención el comportamiento de los clientes son acciones que ayudan a ajustar la oferta de manera natural. De esta manera, el mercado campesino se transforma en un espacio de encuentro y entendimiento, donde productor y comprador construyen una relación duradera y mutuamente beneficiosa.</w:t>
-      </w:r>
-    </w:p>
-    <w:p>
-      <w:pPr>
-        <w:pStyle w:val="Ttulo3"/>
-        <w:rPr>
-          <w:lang w:val="es-419"/>
-        </w:rPr>
-      </w:pPr>
-      <w:r>
-        <w:rPr>
-          <w:lang w:val="es-419"/>
-        </w:rPr>
-        <w:t>¿Quiénes son nuestros principales compradores?</w:t>
-      </w:r>
-    </w:p>
-    <w:p>
-      <w:pPr>
-        <w:rPr>
-          <w:lang w:eastAsia="es-CO"/>
-        </w:rPr>
-      </w:pPr>
-      <w:r>
-        <w:rPr>
-          <w:lang w:eastAsia="es-CO"/>
-        </w:rPr>
-        <w:t>Identificar a los principales compradores del mercado campesino es esencial para lograr una oferta atractiva y efectiva. No todos los clientes buscan lo mismo ni compran de la misma forma; por eso, comprender sus perfiles ayuda a ofrecer productos que respondan a sus necesidades, presentados de forma adecuada.</w:t>
-      </w:r>
-    </w:p>
-    <w:p>
-      <w:pPr>
-        <w:pStyle w:val="Ttulo5"/>
-      </w:pPr>
-      <w:r>
-        <w:t>En los mercados rurales suelen destacarse los siguientes tipos de compradores:</w:t>
-      </w:r>
-    </w:p>
-    <w:p>
-      <w:pPr>
-        <w:pStyle w:val="Ttulo4"/>
-      </w:pPr>
-      <w:r>
-        <w:t>Familias locales</w:t>
-      </w:r>
-    </w:p>
-    <w:p>
-      <w:pPr>
-        <w:rPr>
-          <w:lang w:eastAsia="es-CO"/>
-        </w:rPr>
-      </w:pPr>
-      <w:r>
-        <w:rPr>
-          <w:lang w:eastAsia="es-CO"/>
-        </w:rPr>
-        <w:t>Buscan alimentos frescos, variados y a buen precio para el consumo diario. Valoran productos como verduras, frutas, huevos, lácteos, granos y tubérculos.</w:t>
-      </w:r>
-    </w:p>
-    <w:p>
-      <w:pPr>
-        <w:pStyle w:val="Ttulo4"/>
-      </w:pPr>
-      <w:r>
-        <w:lastRenderedPageBreak/>
+      </w:pPr>
+      <w:r>
         <w:t>Pequeños comerciantes</w:t>
       </w:r>
     </w:p>
@@ -3544,6 +3576,7 @@
         <w:rPr>
           <w:lang w:eastAsia="es-CO"/>
         </w:rPr>
+        <w:lastRenderedPageBreak/>
         <w:t>Un caso concreto es el de don Arturo, productor de hortalizas en un municipio con mercado dominical. Él preparó paquetes especiales con verduras para ensaladas, pensando en las familias, y ofreció descuentos por volumen, atrayendo a pequeños comerciantes. Esta estrategia, basada en entender los perfiles de sus clientes, le permitió aumentar significativamente sus ventas.</w:t>
       </w:r>
     </w:p>
@@ -3606,21 +3639,81 @@
         <w:rPr>
           <w:lang w:eastAsia="es-CO"/>
         </w:rPr>
+        <w:t>Presentar información clara sobre precios, pesos y origen de los productos para generar confianza.</w:t>
+      </w:r>
+    </w:p>
+    <w:p>
+      <w:pPr>
+        <w:rPr>
+          <w:lang w:eastAsia="es-CO"/>
+        </w:rPr>
+      </w:pPr>
+      <w:r>
+        <w:rPr>
+          <w:lang w:eastAsia="es-CO"/>
+        </w:rPr>
+        <w:t>En el mercado campesino, cada cliente puede convertirse en un aliado. Si queda satisfecho, no solo regresará, sino que también recomendará el mercado a otras personas, ampliando así su alcance e impacto en la comunidad.</w:t>
+      </w:r>
+    </w:p>
+    <w:p>
+      <w:pPr>
+        <w:pStyle w:val="Ttulo3"/>
+      </w:pPr>
+      <w:r>
+        <w:t>¿Qué necesidades tienen las familias rurales?</w:t>
+      </w:r>
+    </w:p>
+    <w:p>
+      <w:pPr>
+        <w:rPr>
+          <w:lang w:eastAsia="es-CO"/>
+        </w:rPr>
+      </w:pPr>
+      <w:r>
+        <w:rPr>
+          <w:lang w:eastAsia="es-CO"/>
+        </w:rPr>
+        <w:t>Cada familia rural tiene particularidades, pero existen necesidades comunes que permiten entender mejor qué buscan al acercarse al mercado campesino. Conocer estas necesidades</w:t>
+      </w:r>
+      <w:r>
+        <w:rPr>
+          <w:lang w:eastAsia="es-CO"/>
+        </w:rPr>
+        <w:t>,</w:t>
+      </w:r>
+      <w:r>
+        <w:rPr>
+          <w:lang w:eastAsia="es-CO"/>
+        </w:rPr>
+        <w:t xml:space="preserve"> facilita preparar una oferta ajustada y garantiza que cada cliente encuentre lo que necesita.</w:t>
+      </w:r>
+    </w:p>
+    <w:p>
+      <w:pPr>
+        <w:pStyle w:val="Ttulo3"/>
+      </w:pPr>
+      <w:r>
+        <w:t>Alimentos frescos y de buena calidad</w:t>
+      </w:r>
+    </w:p>
+    <w:p>
+      <w:pPr>
+        <w:rPr>
+          <w:lang w:eastAsia="es-CO"/>
+        </w:rPr>
+      </w:pPr>
+      <w:r>
+        <w:rPr>
+          <w:lang w:eastAsia="es-CO"/>
+        </w:rPr>
+        <w:t xml:space="preserve">Prefieren productos naturales, sin procesos industriales. Buscan verduras recién cosechadas, frutas maduras, huevos del día, carnes naturales y productos artesanales </w:t>
+      </w:r>
+      <w:r>
+        <w:rPr>
+          <w:lang w:eastAsia="es-CO"/>
+        </w:rPr>
         <w:lastRenderedPageBreak/>
-        <w:t>Presentar información clara sobre precios, pesos y origen de los productos para generar confianza.</w:t>
-      </w:r>
-    </w:p>
-    <w:p>
-      <w:pPr>
-        <w:rPr>
-          <w:lang w:eastAsia="es-CO"/>
-        </w:rPr>
-      </w:pPr>
-      <w:r>
-        <w:rPr>
-          <w:lang w:eastAsia="es-CO"/>
-        </w:rPr>
-        <w:t>En el mercado campesino, cada cliente puede convertirse en un aliado. Si queda satisfecho, no solo regresará, sino que también recomendará el mercado a otras personas, ampliando así su alcance e impacto en la comunidad.</w:t>
+        <w:t>como miel o queso fresco. Ejemplo. Doña Mercedes, de la vereda El Jardín, prefiere zanahorias con tierra por su frescura.</w:t>
       </w:r>
     </w:p>
     <w:p>
@@ -3628,32 +3721,20 @@
         <w:pStyle w:val="Ttulo3"/>
       </w:pPr>
       <w:r>
-        <w:t>¿Qué necesidades tienen las familias rurales?</w:t>
-      </w:r>
-    </w:p>
-    <w:p>
-      <w:pPr>
-        <w:rPr>
-          <w:lang w:eastAsia="es-CO"/>
-        </w:rPr>
-      </w:pPr>
-      <w:r>
-        <w:rPr>
-          <w:lang w:eastAsia="es-CO"/>
-        </w:rPr>
-        <w:t>Cada familia rural tiene particularidades, pero existen necesidades comunes que permiten entender mejor qué buscan al acercarse al mercado campesino. Conocer estas necesidades</w:t>
-      </w:r>
-      <w:r>
-        <w:rPr>
-          <w:lang w:eastAsia="es-CO"/>
-        </w:rPr>
-        <w:t>,</w:t>
-      </w:r>
-      <w:r>
-        <w:rPr>
-          <w:lang w:eastAsia="es-CO"/>
-        </w:rPr>
-        <w:t xml:space="preserve"> facilita preparar una oferta ajustada y garantiza que cada cliente encuentre lo que necesita.</w:t>
+        <w:t>Precios accesibles</w:t>
+      </w:r>
+    </w:p>
+    <w:p>
+      <w:pPr>
+        <w:rPr>
+          <w:lang w:eastAsia="es-CO"/>
+        </w:rPr>
+      </w:pPr>
+      <w:r>
+        <w:rPr>
+          <w:lang w:eastAsia="es-CO"/>
+        </w:rPr>
+        <w:t>Valoran precios justos que reflejen el esfuerzo del productor sin ser elevados. A menudo encuentran mejores precios que en supermercados urbanos.</w:t>
       </w:r>
     </w:p>
     <w:p>
@@ -3661,20 +3742,20 @@
         <w:pStyle w:val="Ttulo3"/>
       </w:pPr>
       <w:r>
-        <w:t>Alimentos frescos y de buena calidad</w:t>
-      </w:r>
-    </w:p>
-    <w:p>
-      <w:pPr>
-        <w:rPr>
-          <w:lang w:eastAsia="es-CO"/>
-        </w:rPr>
-      </w:pPr>
-      <w:r>
-        <w:rPr>
-          <w:lang w:eastAsia="es-CO"/>
-        </w:rPr>
-        <w:t>Prefieren productos naturales, sin procesos industriales. Buscan verduras recién cosechadas, frutas maduras, huevos del día, carnes naturales y productos artesanales como miel o queso fresco. Ejemplo. Doña Mercedes, de la vereda El Jardín, prefiere zanahorias con tierra por su frescura.</w:t>
+        <w:t>Presentación práctica</w:t>
+      </w:r>
+    </w:p>
+    <w:p>
+      <w:pPr>
+        <w:rPr>
+          <w:lang w:eastAsia="es-CO"/>
+        </w:rPr>
+      </w:pPr>
+      <w:r>
+        <w:rPr>
+          <w:lang w:eastAsia="es-CO"/>
+        </w:rPr>
+        <w:t>Aprecian productos organizados en bolsas, por peso o en combos, lo cual facilita la compra y ahorra tiempo. Ejemplo. Don Miguel prepara "paquetes de sancochos" con papa, yuca, plátano y mazorca en una sola bolsa lista para cocinar.</w:t>
       </w:r>
     </w:p>
     <w:p>
@@ -3682,20 +3763,20 @@
         <w:pStyle w:val="Ttulo3"/>
       </w:pPr>
       <w:r>
-        <w:t>Precios accesibles</w:t>
-      </w:r>
-    </w:p>
-    <w:p>
-      <w:pPr>
-        <w:rPr>
-          <w:lang w:eastAsia="es-CO"/>
-        </w:rPr>
-      </w:pPr>
-      <w:r>
-        <w:rPr>
-          <w:lang w:eastAsia="es-CO"/>
-        </w:rPr>
-        <w:t>Valoran precios justos que reflejen el esfuerzo del productor sin ser elevados. A menudo encuentran mejores precios que en supermercados urbanos.</w:t>
+        <w:t>Disponibilidad regular</w:t>
+      </w:r>
+    </w:p>
+    <w:p>
+      <w:pPr>
+        <w:rPr>
+          <w:lang w:eastAsia="es-CO"/>
+        </w:rPr>
+      </w:pPr>
+      <w:r>
+        <w:rPr>
+          <w:lang w:eastAsia="es-CO"/>
+        </w:rPr>
+        <w:t>Esperan encontrar cada semana los productos que necesitan. La constancia del vendedor genera confianza.</w:t>
       </w:r>
     </w:p>
     <w:p>
@@ -3703,91 +3784,49 @@
         <w:pStyle w:val="Ttulo3"/>
       </w:pPr>
       <w:r>
+        <w:t>Atención amable y personalizada</w:t>
+      </w:r>
+    </w:p>
+    <w:p>
+      <w:pPr>
+        <w:rPr>
+          <w:lang w:eastAsia="es-CO"/>
+        </w:rPr>
+      </w:pPr>
+      <w:r>
+        <w:rPr>
+          <w:lang w:eastAsia="es-CO"/>
+        </w:rPr>
+        <w:t>El trato cercano, cordial y respetuoso es valorado. Una recomendación o una pequeña rebaja pueden fidelizar al cliente.</w:t>
+      </w:r>
+    </w:p>
+    <w:p>
+      <w:pPr>
+        <w:pStyle w:val="Ttulo3"/>
+      </w:pPr>
+      <w:r>
+        <w:t>Fiestas patronales</w:t>
+      </w:r>
+    </w:p>
+    <w:p>
+      <w:pPr>
+        <w:rPr>
+          <w:lang w:eastAsia="es-CO"/>
+        </w:rPr>
+      </w:pPr>
+      <w:r>
+        <w:rPr>
+          <w:lang w:eastAsia="es-CO"/>
+        </w:rPr>
+        <w:t>Se incrementa la demanda de ingredientes tradicionales y platos típicos. Ejemplo. Mayor venta de maíz, plátano, carne de cerdo y dulces artesanales.</w:t>
+      </w:r>
+    </w:p>
+    <w:p>
+      <w:pPr>
+        <w:pStyle w:val="Ttulo3"/>
+      </w:pPr>
+      <w:r>
         <w:lastRenderedPageBreak/>
-        <w:t>Presentación práctica</w:t>
-      </w:r>
-    </w:p>
-    <w:p>
-      <w:pPr>
-        <w:rPr>
-          <w:lang w:eastAsia="es-CO"/>
-        </w:rPr>
-      </w:pPr>
-      <w:r>
-        <w:rPr>
-          <w:lang w:eastAsia="es-CO"/>
-        </w:rPr>
-        <w:t>Aprecian productos organizados en bolsas, por peso o en combos, lo cual facilita la compra y ahorra tiempo. Ejemplo. Don Miguel prepara "paquetes de sancochos" con papa, yuca, plátano y mazorca en una sola bolsa lista para cocinar.</w:t>
-      </w:r>
-    </w:p>
-    <w:p>
-      <w:pPr>
-        <w:pStyle w:val="Ttulo3"/>
-      </w:pPr>
-      <w:r>
-        <w:t>Disponibilidad regular</w:t>
-      </w:r>
-    </w:p>
-    <w:p>
-      <w:pPr>
-        <w:rPr>
-          <w:lang w:eastAsia="es-CO"/>
-        </w:rPr>
-      </w:pPr>
-      <w:r>
-        <w:rPr>
-          <w:lang w:eastAsia="es-CO"/>
-        </w:rPr>
-        <w:t>Esperan encontrar cada semana los productos que necesitan. La constancia del vendedor genera confianza.</w:t>
-      </w:r>
-    </w:p>
-    <w:p>
-      <w:pPr>
-        <w:pStyle w:val="Ttulo3"/>
-      </w:pPr>
-      <w:r>
-        <w:t>Atención amable y personalizada</w:t>
-      </w:r>
-    </w:p>
-    <w:p>
-      <w:pPr>
-        <w:rPr>
-          <w:lang w:eastAsia="es-CO"/>
-        </w:rPr>
-      </w:pPr>
-      <w:r>
-        <w:rPr>
-          <w:lang w:eastAsia="es-CO"/>
-        </w:rPr>
-        <w:t>El trato cercano, cordial y respetuoso es valorado. Una recomendación o una pequeña rebaja pueden fidelizar al cliente.</w:t>
-      </w:r>
-    </w:p>
-    <w:p>
-      <w:pPr>
-        <w:pStyle w:val="Ttulo3"/>
-      </w:pPr>
-      <w:r>
-        <w:t>Fiestas patronales</w:t>
-      </w:r>
-    </w:p>
-    <w:p>
-      <w:pPr>
-        <w:rPr>
-          <w:lang w:eastAsia="es-CO"/>
-        </w:rPr>
-      </w:pPr>
-      <w:r>
-        <w:rPr>
-          <w:lang w:eastAsia="es-CO"/>
-        </w:rPr>
-        <w:t>Se incrementa la demanda de ingredientes tradicionales y platos típicos. Ejemplo. Mayor venta de maíz, plátano, carne de cerdo y dulces artesanales.</w:t>
-      </w:r>
-    </w:p>
-    <w:p>
-      <w:pPr>
-        <w:pStyle w:val="Ttulo3"/>
-      </w:pPr>
-      <w:r>
         <w:t>Temporada escolar</w:t>
       </w:r>
     </w:p>
@@ -3821,7 +3860,7 @@
       <w:pPr>
         <w:pStyle w:val="Ttulo2"/>
       </w:pPr>
-      <w:bookmarkStart w:id="4" w:name="_Toc204458712"/>
+      <w:bookmarkStart w:id="4" w:name="_Toc206791838"/>
       <w:r>
         <w:t>Análisis del entorno local</w:t>
       </w:r>
@@ -3837,14 +3876,7 @@
         <w:rPr>
           <w:lang w:eastAsia="es-CO"/>
         </w:rPr>
-        <w:t xml:space="preserve">En el campo, el éxito de un mercado campesino no depende únicamente de la calidad de los productos ni del esfuerzo de quien los produce. También intervienen </w:t>
-      </w:r>
-      <w:r>
-        <w:rPr>
-          <w:lang w:eastAsia="es-CO"/>
-        </w:rPr>
-        <w:lastRenderedPageBreak/>
-        <w:t>factores del entorno que pueden facilitar o dificultar las ventas. Entender estos elementos es como conocer el clima antes de sembrar: permite anticiparse y tomar mejores decisiones. A continuación, se presenta un pódcast que analiza los principales factores que influyen en la dinámica de los mercados campesinos:</w:t>
+        <w:t>En el campo, el éxito de un mercado campesino no depende únicamente de la calidad de los productos ni del esfuerzo de quien los produce. También intervienen factores del entorno que pueden facilitar o dificultar las ventas. Entender estos elementos es como conocer el clima antes de sembrar: permite anticiparse y tomar mejores decisiones. A continuación, se presenta un pódcast que analiza los principales factores que influyen en la dinámica de los mercados campesinos:</w:t>
       </w:r>
     </w:p>
     <w:p>
@@ -4011,6 +4043,7 @@
           </w:p>
           <w:p>
             <w:r>
+              <w:lastRenderedPageBreak/>
               <w:t>A</w:t>
             </w:r>
             <w:r>
@@ -4126,11 +4159,7 @@
               <w:t>ventas,</w:t>
             </w:r>
             <w:r>
-              <w:t xml:space="preserve"> pero los </w:t>
-            </w:r>
-            <w:r>
-              <w:lastRenderedPageBreak/>
-              <w:t>subsidios agrícolas pueden ayudarnos a mantenernos firmes y ahí está nuestra oportunidad</w:t>
+              <w:t xml:space="preserve"> pero los subsidios agrícolas pueden ayudarnos a mantenernos firmes y ahí está nuestra oportunidad</w:t>
             </w:r>
             <w:r>
               <w:t>.</w:t>
@@ -4230,6 +4259,7 @@
         <w:pStyle w:val="Ttulo3"/>
       </w:pPr>
       <w:r>
+        <w:lastRenderedPageBreak/>
         <w:t>Competencia y aliados en la comunidad</w:t>
       </w:r>
     </w:p>
@@ -4272,7 +4302,6 @@
         <w:pStyle w:val="Ttulo4"/>
       </w:pPr>
       <w:r>
-        <w:lastRenderedPageBreak/>
         <w:t>Ejemplos:</w:t>
       </w:r>
     </w:p>
@@ -4464,6 +4493,7 @@
           <w:bCs/>
           <w:lang w:eastAsia="es-CO"/>
         </w:rPr>
+        <w:lastRenderedPageBreak/>
         <w:t>Asociaciones campesinas</w:t>
       </w:r>
       <w:r>
@@ -4551,7 +4581,6 @@
         <w:pStyle w:val="Ttulo4"/>
       </w:pPr>
       <w:r>
-        <w:lastRenderedPageBreak/>
         <w:t>Claves para construir buenas alianzas:</w:t>
       </w:r>
     </w:p>
@@ -4654,7 +4683,14 @@
         <w:rPr>
           <w:lang w:eastAsia="es-CO"/>
         </w:rPr>
-        <w:t>Las ferias y mercados locales representan verdaderas ventanas de oportunidad para el productor campesino. No se trata simplemente de asistir para vender, sino de participar de forma activa, preparada y estratégica. Esto puede marcar una gran diferencia en las ventas, en la visibilidad del emprendimiento y en el fortalecimiento de los lazos con la comunidad.</w:t>
+        <w:t xml:space="preserve">Las ferias y mercados locales representan verdaderas ventanas de oportunidad para el productor campesino. No se trata simplemente de asistir para vender, sino de participar de forma activa, preparada y estratégica. Esto puede marcar una gran </w:t>
+      </w:r>
+      <w:r>
+        <w:rPr>
+          <w:lang w:eastAsia="es-CO"/>
+        </w:rPr>
+        <w:lastRenderedPageBreak/>
+        <w:t>diferencia en las ventas, en la visibilidad de la cultura, las habilidades campesinas y en el fortalecimiento de los lazos con la comunidad.</w:t>
       </w:r>
     </w:p>
     <w:p>
@@ -4704,7 +4740,6 @@
         <w:pStyle w:val="Ttulo3"/>
       </w:pPr>
       <w:r>
-        <w:lastRenderedPageBreak/>
         <w:t>Presentación del producto</w:t>
       </w:r>
     </w:p>
@@ -4789,6 +4824,7 @@
         <w:pStyle w:val="Ttulo3"/>
       </w:pPr>
       <w:r>
+        <w:lastRenderedPageBreak/>
         <w:t>Ofertas especiales y promociones</w:t>
       </w:r>
     </w:p>
@@ -4831,7 +4867,6 @@
         <w:pStyle w:val="Ttulo3"/>
       </w:pPr>
       <w:r>
-        <w:lastRenderedPageBreak/>
         <w:t>Aprovechar el flujo de personas</w:t>
       </w:r>
     </w:p>
@@ -4923,6 +4958,7 @@
           <w:bCs/>
           <w:lang w:eastAsia="es-CO"/>
         </w:rPr>
+        <w:lastRenderedPageBreak/>
         <w:t>Ejemplo</w:t>
       </w:r>
       <w:r>
@@ -4996,7 +5032,6 @@
         <w:rPr>
           <w:lang w:eastAsia="es-CO"/>
         </w:rPr>
-        <w:lastRenderedPageBreak/>
         <w:t>Aprender sobre el comportamiento del mercado y las tendencias.</w:t>
       </w:r>
     </w:p>
@@ -5035,7 +5070,7 @@
       <w:pPr>
         <w:pStyle w:val="Ttulo2"/>
       </w:pPr>
-      <w:bookmarkStart w:id="5" w:name="_Toc204458713"/>
+      <w:bookmarkStart w:id="5" w:name="_Toc206791839"/>
       <w:r>
         <w:t>Circuitos alimentarios de proximidad, mercados territoriales y abastecimiento</w:t>
       </w:r>
@@ -5051,19 +5086,7 @@
         <w:rPr>
           <w:lang w:eastAsia="es-CO"/>
         </w:rPr>
-        <w:t xml:space="preserve">Estos tres conceptos son fundamentales para fortalecer los sistemas alimentarios locales, promover la economía campesina y garantizar el acceso a alimentos sanos, frescos y culturalmente apropiados. A </w:t>
-      </w:r>
-      <w:r>
-        <w:rPr>
-          <w:lang w:eastAsia="es-CO"/>
-        </w:rPr>
-        <w:t>continuación,</w:t>
-      </w:r>
-      <w:r>
-        <w:rPr>
-          <w:lang w:eastAsia="es-CO"/>
-        </w:rPr>
-        <w:t xml:space="preserve"> se presentan sus características principales:</w:t>
+        <w:t>Estos tres conceptos son fundamentales para fortalecer los sistemas alimentarios locales, promover la economía campesina y garantizar el acceso a alimentos sanos, frescos y culturalmente apropiados. A continuación, se presentan sus características principales:</w:t>
       </w:r>
     </w:p>
     <w:p>
@@ -5105,6 +5128,7 @@
           <w:bCs/>
           <w:lang w:eastAsia="es-CO"/>
         </w:rPr>
+        <w:lastRenderedPageBreak/>
         <w:t>Ventajas</w:t>
       </w:r>
       <w:r>
@@ -5174,7 +5198,6 @@
           <w:bCs/>
           <w:lang w:eastAsia="es-CO"/>
         </w:rPr>
-        <w:lastRenderedPageBreak/>
         <w:t>Características</w:t>
       </w:r>
       <w:r>
@@ -5283,58 +5306,9 @@
     </w:p>
     <w:p>
       <w:pPr>
-        <w:rPr>
-          <w:lang w:val="es-419" w:eastAsia="es-CO"/>
-        </w:rPr>
-      </w:pPr>
-    </w:p>
-    <w:p>
-      <w:pPr>
-        <w:rPr>
-          <w:lang w:val="es-419" w:eastAsia="es-CO"/>
-        </w:rPr>
-      </w:pPr>
-    </w:p>
-    <w:p>
-      <w:pPr>
-        <w:rPr>
-          <w:lang w:val="es-419" w:eastAsia="es-CO"/>
-        </w:rPr>
-      </w:pPr>
-    </w:p>
-    <w:p>
-      <w:pPr>
-        <w:rPr>
-          <w:lang w:eastAsia="es-CO"/>
-        </w:rPr>
-      </w:pPr>
-    </w:p>
-    <w:p>
-      <w:pPr>
-        <w:rPr>
-          <w:lang w:eastAsia="es-CO"/>
-        </w:rPr>
-      </w:pPr>
-    </w:p>
-    <w:p>
-      <w:pPr>
-        <w:rPr>
-          <w:lang w:eastAsia="es-CO"/>
-        </w:rPr>
-      </w:pPr>
-    </w:p>
-    <w:p>
-      <w:pPr>
-        <w:rPr>
-          <w:lang w:eastAsia="es-CO"/>
-        </w:rPr>
-      </w:pPr>
-    </w:p>
-    <w:p>
-      <w:pPr>
         <w:pStyle w:val="Ttulo1"/>
       </w:pPr>
-      <w:bookmarkStart w:id="6" w:name="_Toc204458714"/>
+      <w:bookmarkStart w:id="6" w:name="_Toc206791840"/>
       <w:r>
         <w:lastRenderedPageBreak/>
         <w:t>Diseño de la oferta de productos y servicios en el mercado campesino</w:t>
@@ -5358,7 +5332,7 @@
       <w:pPr>
         <w:pStyle w:val="Ttulo2"/>
       </w:pPr>
-      <w:bookmarkStart w:id="7" w:name="_Toc204458715"/>
+      <w:bookmarkStart w:id="7" w:name="_Toc206791841"/>
       <w:r>
         <w:t>Planeación de la oferta</w:t>
       </w:r>
@@ -5686,6 +5660,24 @@
     </w:p>
     <w:p>
       <w:pPr>
+        <w:pStyle w:val="Prrafodelista"/>
+        <w:numPr>
+          <w:ilvl w:val="0"/>
+          <w:numId w:val="319"/>
+        </w:numPr>
+        <w:rPr>
+          <w:lang w:eastAsia="es-CO"/>
+        </w:rPr>
+      </w:pPr>
+      <w:r>
+        <w:rPr>
+          <w:lang w:eastAsia="es-CO"/>
+        </w:rPr>
+        <w:t>Experienciales, turismo comunitario, servicios ambientales locales.</w:t>
+      </w:r>
+    </w:p>
+    <w:p>
+      <w:pPr>
         <w:pStyle w:val="Ttulo3"/>
       </w:pPr>
       <w:r>
@@ -6577,7 +6569,7 @@
       <w:pPr>
         <w:pStyle w:val="Ttulo2"/>
       </w:pPr>
-      <w:bookmarkStart w:id="8" w:name="_Toc204458716"/>
+      <w:bookmarkStart w:id="8" w:name="_Toc206791842"/>
       <w:r>
         <w:lastRenderedPageBreak/>
         <w:t>Valor agregado de nuestros productos</w:t>
@@ -6694,6 +6686,34 @@
         <w:rPr>
           <w:lang w:eastAsia="es-CO"/>
         </w:rPr>
+        <w:t>Se entiende como una estrategia orientada a aprovechar de manera sostenible los recursos naturales o culturales de las comunidades, con el fin de generar beneficios económicos y sociales que fomenten el interés por valorarlos y preservarlos.</w:t>
+      </w:r>
+    </w:p>
+    <w:p>
+      <w:pPr>
+        <w:ind w:firstLine="708"/>
+        <w:rPr>
+          <w:lang w:eastAsia="es-CO"/>
+        </w:rPr>
+      </w:pPr>
+      <w:r>
+        <w:rPr>
+          <w:lang w:eastAsia="es-CO"/>
+        </w:rPr>
+        <w:t>Una cadena de valor se define como el conjunto de actividades necesarias para llevar un producto o servicio desde su concepción, pasando por las etapas intermedias de producción y distribución, hasta llegar al consumidor final y su disposición posterior al uso. Estas actividades pueden desarrollarse dentro de una sola empresa o distribuirse entre varias, ya sea en una misma ubicación geográfica o en distintas regiones. (Coopermondo, 2021).</w:t>
+      </w:r>
+    </w:p>
+    <w:p>
+      <w:pPr>
+        <w:ind w:firstLine="708"/>
+        <w:rPr>
+          <w:lang w:eastAsia="es-CO"/>
+        </w:rPr>
+      </w:pPr>
+      <w:r>
+        <w:rPr>
+          <w:lang w:eastAsia="es-CO"/>
+        </w:rPr>
         <w:t>A continuación, se presentan algunas estrategias sencillas que ayudan a agregar valor a lo que se produce.</w:t>
       </w:r>
     </w:p>
@@ -6730,6 +6750,7 @@
           <w:bCs/>
           <w:lang w:eastAsia="es-CO"/>
         </w:rPr>
+        <w:lastRenderedPageBreak/>
         <w:t>Ejemplo.</w:t>
       </w:r>
       <w:r>
@@ -6814,7 +6835,6 @@
           <w:bCs/>
           <w:lang w:eastAsia="es-CO"/>
         </w:rPr>
-        <w:lastRenderedPageBreak/>
         <w:t>Ejemplo.</w:t>
       </w:r>
       <w:r>
@@ -6947,6 +6967,7 @@
           <w:bCs/>
           <w:lang w:eastAsia="es-CO"/>
         </w:rPr>
+        <w:lastRenderedPageBreak/>
         <w:t>Ejemplo inspirador</w:t>
       </w:r>
       <w:r>
@@ -6988,7 +7009,6 @@
         <w:pStyle w:val="Ttulo3"/>
       </w:pPr>
       <w:r>
-        <w:lastRenderedPageBreak/>
         <w:t>Cómo embellecer la presentación de nuestros productos</w:t>
       </w:r>
     </w:p>
@@ -7140,6 +7160,7 @@
         <w:pStyle w:val="Ttulo4"/>
       </w:pPr>
       <w:r>
+        <w:lastRenderedPageBreak/>
         <w:t>Empaque sencillo pero llamativo</w:t>
       </w:r>
     </w:p>
@@ -7210,7 +7231,6 @@
           <w:bCs/>
           <w:lang w:eastAsia="es-CO"/>
         </w:rPr>
-        <w:lastRenderedPageBreak/>
         <w:t>Ejemplo.</w:t>
       </w:r>
       <w:r>
@@ -7322,7 +7342,14 @@
         <w:rPr>
           <w:lang w:eastAsia="es-CO"/>
         </w:rPr>
-        <w:t xml:space="preserve"> La familia Rodríguez vendía fríjol criollo en bolsas transparentes. Comenzaron a colocar una cinta roja en cada bolsa y una etiqueta sencilla que decía: </w:t>
+        <w:t xml:space="preserve"> La familia Rodríguez vendía fríjol criollo en bolsas transparentes. Comenzaron a colocar una cinta roja en cada bolsa y una etiqueta </w:t>
+      </w:r>
+      <w:r>
+        <w:rPr>
+          <w:lang w:eastAsia="es-CO"/>
+        </w:rPr>
+        <w:lastRenderedPageBreak/>
+        <w:t xml:space="preserve">sencilla que decía: </w:t>
       </w:r>
       <w:r>
         <w:rPr>
@@ -7384,9 +7411,8 @@
       <w:pPr>
         <w:pStyle w:val="Ttulo2"/>
       </w:pPr>
-      <w:bookmarkStart w:id="9" w:name="_Toc204458717"/>
-      <w:r>
-        <w:lastRenderedPageBreak/>
+      <w:bookmarkStart w:id="9" w:name="_Toc206791843"/>
+      <w:r>
         <w:t>Diversificación de la oferta</w:t>
       </w:r>
       <w:bookmarkEnd w:id="9"/>
@@ -7472,6 +7498,7 @@
         <w:pStyle w:val="Ttulo3"/>
       </w:pPr>
       <w:r>
+        <w:lastRenderedPageBreak/>
         <w:t>Protección ante pérdidas</w:t>
       </w:r>
     </w:p>
@@ -7542,7 +7569,6 @@
           <w:bCs/>
           <w:lang w:eastAsia="es-CO"/>
         </w:rPr>
-        <w:lastRenderedPageBreak/>
         <w:t>Ejemplo</w:t>
       </w:r>
       <w:r>
@@ -7662,6 +7688,7 @@
         <w:pStyle w:val="Ttulo4"/>
       </w:pPr>
       <w:r>
+        <w:lastRenderedPageBreak/>
         <w:t>Agrícolas + artesanías</w:t>
       </w:r>
     </w:p>
@@ -7732,7 +7759,6 @@
           <w:bCs/>
           <w:lang w:eastAsia="es-CO"/>
         </w:rPr>
-        <w:lastRenderedPageBreak/>
         <w:t>Caso destacado.</w:t>
       </w:r>
       <w:r>
@@ -7821,6 +7847,7 @@
         <w:pStyle w:val="Ttulo3"/>
       </w:pPr>
       <w:r>
+        <w:lastRenderedPageBreak/>
         <w:t>Transformar lo tradicional en algo nuevo</w:t>
       </w:r>
     </w:p>
@@ -7891,7 +7918,6 @@
           <w:bCs/>
           <w:lang w:eastAsia="es-CO"/>
         </w:rPr>
-        <w:lastRenderedPageBreak/>
         <w:t>Ejemplo.</w:t>
       </w:r>
       <w:r>
@@ -7990,6 +8016,7 @@
         <w:pStyle w:val="Ttulo3"/>
       </w:pPr>
       <w:r>
+        <w:lastRenderedPageBreak/>
         <w:t>Aprovechar redes locales</w:t>
       </w:r>
     </w:p>
@@ -8081,7 +8108,6 @@
           <w:bCs/>
           <w:lang w:eastAsia="es-CO"/>
         </w:rPr>
-        <w:lastRenderedPageBreak/>
         <w:t>Ejemplo destacado.</w:t>
       </w:r>
       <w:r>
@@ -8155,65 +8181,9 @@
     </w:p>
     <w:p>
       <w:pPr>
-        <w:rPr>
-          <w:lang w:eastAsia="es-CO"/>
-        </w:rPr>
-      </w:pPr>
-    </w:p>
-    <w:p>
-      <w:pPr>
-        <w:rPr>
-          <w:lang w:eastAsia="es-CO"/>
-        </w:rPr>
-      </w:pPr>
-    </w:p>
-    <w:p>
-      <w:pPr>
-        <w:rPr>
-          <w:lang w:eastAsia="es-CO"/>
-        </w:rPr>
-      </w:pPr>
-    </w:p>
-    <w:p>
-      <w:pPr>
-        <w:rPr>
-          <w:lang w:eastAsia="es-CO"/>
-        </w:rPr>
-      </w:pPr>
-    </w:p>
-    <w:p>
-      <w:pPr>
-        <w:rPr>
-          <w:lang w:eastAsia="es-CO"/>
-        </w:rPr>
-      </w:pPr>
-    </w:p>
-    <w:p>
-      <w:pPr>
-        <w:rPr>
-          <w:lang w:eastAsia="es-CO"/>
-        </w:rPr>
-      </w:pPr>
-    </w:p>
-    <w:p>
-      <w:pPr>
-        <w:rPr>
-          <w:lang w:eastAsia="es-CO"/>
-        </w:rPr>
-      </w:pPr>
-    </w:p>
-    <w:p>
-      <w:pPr>
-        <w:rPr>
-          <w:lang w:eastAsia="es-CO"/>
-        </w:rPr>
-      </w:pPr>
-    </w:p>
-    <w:p>
-      <w:pPr>
         <w:pStyle w:val="Ttulo1"/>
       </w:pPr>
-      <w:bookmarkStart w:id="10" w:name="_Toc204458718"/>
+      <w:bookmarkStart w:id="10" w:name="_Toc206791844"/>
       <w:r>
         <w:lastRenderedPageBreak/>
         <w:t>Estrategias de promoción y divulgación en el mercado campesino</w:t>
@@ -8237,7 +8207,7 @@
       <w:pPr>
         <w:pStyle w:val="Ttulo2"/>
       </w:pPr>
-      <w:bookmarkStart w:id="11" w:name="_Toc204458719"/>
+      <w:bookmarkStart w:id="11" w:name="_Toc206791845"/>
       <w:r>
         <w:t>Herramientas sencillas de promoción</w:t>
       </w:r>
@@ -9570,7 +9540,7 @@
       <w:pPr>
         <w:pStyle w:val="Ttulo2"/>
       </w:pPr>
-      <w:bookmarkStart w:id="12" w:name="_Toc204458720"/>
+      <w:bookmarkStart w:id="12" w:name="_Toc206791846"/>
       <w:r>
         <w:t>Eventos comunitarios y alianzas</w:t>
       </w:r>
@@ -10617,7 +10587,7 @@
       <w:pPr>
         <w:pStyle w:val="Ttulo2"/>
       </w:pPr>
-      <w:bookmarkStart w:id="13" w:name="_Toc204458721"/>
+      <w:bookmarkStart w:id="13" w:name="_Toc206791847"/>
       <w:r>
         <w:t>Comunicación efectiva</w:t>
       </w:r>
@@ -10729,21 +10699,7 @@
         <w:rPr>
           <w:lang w:val="es-419"/>
         </w:rPr>
-        <w:t xml:space="preserve">Fortalece la </w:t>
-      </w:r>
-      <w:proofErr w:type="gramStart"/>
-      <w:r>
-        <w:rPr>
-          <w:lang w:val="es-419"/>
-        </w:rPr>
-        <w:t>relación productor</w:t>
-      </w:r>
-      <w:proofErr w:type="gramEnd"/>
-      <w:r>
-        <w:rPr>
-          <w:lang w:val="es-419"/>
-        </w:rPr>
-        <w:t xml:space="preserve"> </w:t>
+        <w:t xml:space="preserve">Fortalece la relación productor </w:t>
       </w:r>
       <w:r>
         <w:rPr>
@@ -11166,7 +11122,7 @@
       <w:pPr>
         <w:pStyle w:val="Ttulo1"/>
       </w:pPr>
-      <w:bookmarkStart w:id="14" w:name="_Toc204458722"/>
+      <w:bookmarkStart w:id="14" w:name="_Toc206791848"/>
       <w:r>
         <w:lastRenderedPageBreak/>
         <w:t>Elementos clave en la atención al cliente rural</w:t>
@@ -11190,7 +11146,7 @@
       <w:pPr>
         <w:pStyle w:val="Ttulo2"/>
       </w:pPr>
-      <w:bookmarkStart w:id="15" w:name="_Toc204458723"/>
+      <w:bookmarkStart w:id="15" w:name="_Toc206791849"/>
       <w:r>
         <w:t>Conceptos básicos de atención al cliente</w:t>
       </w:r>
@@ -11618,7 +11574,7 @@
       <w:pPr>
         <w:pStyle w:val="Ttulo1"/>
       </w:pPr>
-      <w:bookmarkStart w:id="16" w:name="_Toc204458724"/>
+      <w:bookmarkStart w:id="16" w:name="_Toc206791850"/>
       <w:r>
         <w:lastRenderedPageBreak/>
         <w:t>Satisfacción del cliente y mejora continua en el mercado campesino</w:t>
@@ -12120,7 +12076,7 @@
       <w:pPr>
         <w:pStyle w:val="Titulosgenerales"/>
       </w:pPr>
-      <w:bookmarkStart w:id="17" w:name="_Toc204458725"/>
+      <w:bookmarkStart w:id="17" w:name="_Toc206791851"/>
       <w:r>
         <w:lastRenderedPageBreak/>
         <w:t>Síntesis</w:t>
@@ -12194,7 +12150,7 @@
       <w:pPr>
         <w:pStyle w:val="Titulosgenerales"/>
       </w:pPr>
-      <w:bookmarkStart w:id="18" w:name="_Toc204458726"/>
+      <w:bookmarkStart w:id="18" w:name="_Toc206791852"/>
       <w:r>
         <w:lastRenderedPageBreak/>
         <w:t>Material complementario</w:t>
@@ -12559,7 +12515,7 @@
           <w:lang w:val="es-CO"/>
         </w:rPr>
       </w:pPr>
-      <w:bookmarkStart w:id="19" w:name="_Toc204458727"/>
+      <w:bookmarkStart w:id="19" w:name="_Toc206791853"/>
       <w:r>
         <w:rPr>
           <w:lang w:val="es-CO"/>
@@ -12694,7 +12650,7 @@
       <w:pPr>
         <w:pStyle w:val="Titulosgenerales"/>
       </w:pPr>
-      <w:bookmarkStart w:id="20" w:name="_Toc204458728"/>
+      <w:bookmarkStart w:id="20" w:name="_Toc206791854"/>
       <w:r>
         <w:lastRenderedPageBreak/>
         <w:t>Referencias bibliográficas</w:t>
@@ -12703,6 +12659,21 @@
     </w:p>
     <w:p>
       <w:r>
+        <w:t>Alcaldía Mayor de Bogotá, D.C. - Secretaría Jurídica Distrital. (2021, 13 de febrero). Acuerdo 801 de 2021: Por el cual se prohíbe la comercialización de animales vivos en plazas de mercado, se regula su comercialización en otros establecimientos y se dictan otras disposiciones. Registro Distrital No. 7051.</w:t>
+      </w:r>
+    </w:p>
+    <w:p>
+      <w:hyperlink r:id="rId19" w:history="1">
+        <w:r>
+          <w:rPr>
+            <w:rStyle w:val="Hipervnculo"/>
+          </w:rPr>
+          <w:t>https://www.alcaldiabogota.gov.co/sisjur/normas/Norma1.jsp?i=65545</w:t>
+        </w:r>
+      </w:hyperlink>
+    </w:p>
+    <w:p>
+      <w:r>
         <w:t xml:space="preserve">Azevedo da Silva, C. (2009). La configuración de los circuitos “de proximidad” en el sistema alimentario: tendencias evolutivas. </w:t>
       </w:r>
       <w:proofErr w:type="spellStart"/>
@@ -12734,7 +12705,7 @@
       <w:r>
         <w:t xml:space="preserve"> </w:t>
       </w:r>
-      <w:hyperlink r:id="rId19" w:history="1">
+      <w:hyperlink r:id="rId20" w:history="1">
         <w:r>
           <w:rPr>
             <w:rStyle w:val="Hipervnculo"/>
@@ -12745,11 +12716,16 @@
     </w:p>
     <w:p>
       <w:r>
+        <w:t>Coopermondo. (2021). Módulo 3. Cooperativas y el Desarrollo local. Sesión 5. Cadena de valor, evaluación y oportunidades de gestión para proyectos. SENA.</w:t>
+      </w:r>
+    </w:p>
+    <w:p>
+      <w:r>
         <w:t>FAO Colombia. (2018). Estudio: Sistemas de abastecimiento agroalimentario en la subregión Alto Putumayo.</w:t>
       </w:r>
     </w:p>
     <w:p>
-      <w:hyperlink r:id="rId20" w:history="1">
+      <w:hyperlink r:id="rId21" w:history="1">
         <w:r>
           <w:rPr>
             <w:rStyle w:val="Hipervnculo"/>
@@ -12770,7 +12746,7 @@
       </w:r>
     </w:p>
     <w:p>
-      <w:hyperlink r:id="rId21" w:history="1">
+      <w:hyperlink r:id="rId22" w:history="1">
         <w:r>
           <w:rPr>
             <w:rStyle w:val="Hipervnculo"/>
@@ -12781,6 +12757,7 @@
     </w:p>
     <w:p>
       <w:r>
+        <w:lastRenderedPageBreak/>
         <w:t xml:space="preserve">Martínez Salvador, Laura, Hernández, </w:t>
       </w:r>
       <w:proofErr w:type="spellStart"/>
@@ -12796,7 +12773,7 @@
       </w:r>
     </w:p>
     <w:p>
-      <w:hyperlink r:id="rId22" w:history="1">
+      <w:hyperlink r:id="rId23" w:history="1">
         <w:r>
           <w:rPr>
             <w:rStyle w:val="Hipervnculo"/>
@@ -12807,12 +12784,16 @@
     </w:p>
     <w:p>
       <w:r>
+        <w:t>Pérez, A. (2020). El valor agregado comunitario: una estrategia para impulsar el desarrollo económico local. Revista de Economía y Desarrollo Regional, 15(2), 45-62.</w:t>
+      </w:r>
+    </w:p>
+    <w:p>
+      <w:r>
         <w:t>Santacoloma, P., &amp; FAO. (2016). Cadenas cortas agroalimentarias: elementos para una definición. Territorios Inteligentes - FAO.</w:t>
       </w:r>
     </w:p>
     <w:p>
       <w:r>
-        <w:lastRenderedPageBreak/>
         <w:t>Téllez Silva, J. M., et al. (2024). Propuesta metodológica con enfoque territorial para analizar la participación social en programas de abastecimiento alimentario. Agroalimentaria, 20(38), 15 - 33.</w:t>
       </w:r>
       <w:r>
@@ -12820,7 +12801,7 @@
       </w:r>
     </w:p>
     <w:p>
-      <w:hyperlink r:id="rId23" w:history="1">
+      <w:hyperlink r:id="rId24" w:history="1">
         <w:r>
           <w:rPr>
             <w:rStyle w:val="Hipervnculo"/>
@@ -12839,7 +12820,7 @@
           <w:lang w:val="es-CO"/>
         </w:rPr>
       </w:pPr>
-      <w:bookmarkStart w:id="21" w:name="_Toc204458729"/>
+      <w:bookmarkStart w:id="21" w:name="_Toc206791855"/>
       <w:r>
         <w:rPr>
           <w:lang w:val="es-CO"/>
@@ -13041,24 +13022,6 @@
                 <w:lang w:val="es-CO"/>
               </w:rPr>
               <w:t>Responsable de línea de producción</w:t>
-            </w:r>
-            <w:r>
-              <w:rPr>
-                <w:lang w:val="es-CO"/>
-              </w:rPr>
-              <w:t xml:space="preserve"> </w:t>
-            </w:r>
-            <w:r>
-              <w:rPr>
-                <w:lang w:val="es-CO"/>
-              </w:rPr>
-              <w:t>H</w:t>
-            </w:r>
-            <w:r>
-              <w:rPr>
-                <w:lang w:val="es-CO"/>
-              </w:rPr>
-              <w:t>uila</w:t>
             </w:r>
           </w:p>
         </w:tc>
@@ -13821,8 +13784,8 @@
       </w:pPr>
     </w:p>
     <w:sectPr>
-      <w:headerReference w:type="default" r:id="rId24"/>
-      <w:footerReference w:type="default" r:id="rId25"/>
+      <w:headerReference w:type="default" r:id="rId25"/>
+      <w:footerReference w:type="default" r:id="rId26"/>
       <w:pgSz w:w="12240" w:h="15840"/>
       <w:pgMar w:top="1701" w:right="1134" w:bottom="1134" w:left="1134" w:header="709" w:footer="737" w:gutter="0"/>
       <w:pgNumType w:start="1"/>
@@ -55869,10 +55832,6 @@
 </file>
 
 <file path=customXml/item1.xml><?xml version="1.0" encoding="utf-8"?>
-<b:Sources xmlns:b="http://schemas.openxmlformats.org/officeDocument/2006/bibliography" xmlns="http://schemas.openxmlformats.org/officeDocument/2006/bibliography" SelectedStyle="\APASixthEditionOfficeOnline.xsl" StyleName="APA" Version="6"/>
-</file>
-
-<file path=customXml/item2.xml><?xml version="1.0" encoding="utf-8"?>
 <p:properties xmlns:p="http://schemas.microsoft.com/office/2006/metadata/properties" xmlns:xsi="http://www.w3.org/2001/XMLSchema-instance" xmlns:pc="http://schemas.microsoft.com/office/infopath/2007/PartnerControls">
   <documentManagement>
     <TaxCatchAll xmlns="cb45339b-ced9-4d0d-8f64-77573914d53b" xsi:nil="true"/>
@@ -55883,16 +55842,11 @@
 </p:properties>
 </file>
 
-<file path=customXml/item3.xml><?xml version="1.0" encoding="utf-8"?>
-<?mso-contentType ?>
-<FormTemplates xmlns="http://schemas.microsoft.com/sharepoint/v3/contenttype/forms">
-  <Display>DocumentLibraryForm</Display>
-  <Edit>DocumentLibraryForm</Edit>
-  <New>DocumentLibraryForm</New>
-</FormTemplates>
+<file path=customXml/item2.xml><?xml version="1.0" encoding="utf-8"?>
+<b:Sources xmlns:b="http://schemas.openxmlformats.org/officeDocument/2006/bibliography" xmlns="http://schemas.openxmlformats.org/officeDocument/2006/bibliography" SelectedStyle="\APASixthEditionOfficeOnline.xsl" StyleName="APA" Version="6"/>
 </file>
 
-<file path=customXml/item4.xml><?xml version="1.0" encoding="utf-8"?>
+<file path=customXml/item3.xml><?xml version="1.0" encoding="utf-8"?>
 <ct:contentTypeSchema xmlns:ct="http://schemas.microsoft.com/office/2006/metadata/contentType" xmlns:ma="http://schemas.microsoft.com/office/2006/metadata/properties/metaAttributes" ct:_="" ma:_="" ma:contentTypeName="Documento" ma:contentTypeID="0x01010049282E1EDBE9234EA9E6D38F720E265F" ma:contentTypeVersion="15" ma:contentTypeDescription="Crear nuevo documento." ma:contentTypeScope="" ma:versionID="b31c7aa9eaf043a08b87120b3c4916e3">
   <xsd:schema xmlns:xsd="http://www.w3.org/2001/XMLSchema" xmlns:xs="http://www.w3.org/2001/XMLSchema" xmlns:p="http://schemas.microsoft.com/office/2006/metadata/properties" xmlns:ns2="cb45339b-ced9-4d0d-8f64-77573914d53b" xmlns:ns3="43a3ca16-9c26-4813-b83f-4aec9927b43f" targetNamespace="http://schemas.microsoft.com/office/2006/metadata/properties" ma:root="true" ma:fieldsID="3533d065b04d75c457075bc55f1f5315" ns2:_="" ns3:_="">
     <xsd:import namespace="cb45339b-ced9-4d0d-8f64-77573914d53b"/>
@@ -56127,15 +56081,16 @@
 </ct:contentTypeSchema>
 </file>
 
-<file path=customXml/itemProps1.xml><?xml version="1.0" encoding="utf-8"?>
-<ds:datastoreItem xmlns:ds="http://schemas.openxmlformats.org/officeDocument/2006/customXml" ds:itemID="{EAE431FD-7059-4C09-804B-C9D69EB7B213}">
-  <ds:schemaRefs>
-    <ds:schemaRef ds:uri="http://schemas.openxmlformats.org/officeDocument/2006/bibliography"/>
-  </ds:schemaRefs>
-</ds:datastoreItem>
+<file path=customXml/item4.xml><?xml version="1.0" encoding="utf-8"?>
+<?mso-contentType ?>
+<FormTemplates xmlns="http://schemas.microsoft.com/sharepoint/v3/contenttype/forms">
+  <Display>DocumentLibraryForm</Display>
+  <Edit>DocumentLibraryForm</Edit>
+  <New>DocumentLibraryForm</New>
+</FormTemplates>
 </file>
 
-<file path=customXml/itemProps2.xml><?xml version="1.0" encoding="utf-8"?>
+<file path=customXml/itemProps1.xml><?xml version="1.0" encoding="utf-8"?>
 <ds:datastoreItem xmlns:ds="http://schemas.openxmlformats.org/officeDocument/2006/customXml" ds:itemID="{1279454D-02BE-4A9C-A117-DCD1573E2608}">
   <ds:schemaRefs>
     <ds:schemaRef ds:uri="http://schemas.microsoft.com/office/2006/metadata/properties"/>
@@ -56146,15 +56101,15 @@
 </ds:datastoreItem>
 </file>
 
-<file path=customXml/itemProps3.xml><?xml version="1.0" encoding="utf-8"?>
-<ds:datastoreItem xmlns:ds="http://schemas.openxmlformats.org/officeDocument/2006/customXml" ds:itemID="{10663269-2064-4804-8290-36D4A57F5557}">
+<file path=customXml/itemProps2.xml><?xml version="1.0" encoding="utf-8"?>
+<ds:datastoreItem xmlns:ds="http://schemas.openxmlformats.org/officeDocument/2006/customXml" ds:itemID="{EAE431FD-7059-4C09-804B-C9D69EB7B213}">
   <ds:schemaRefs>
-    <ds:schemaRef ds:uri="http://schemas.microsoft.com/sharepoint/v3/contenttype/forms"/>
+    <ds:schemaRef ds:uri="http://schemas.openxmlformats.org/officeDocument/2006/bibliography"/>
   </ds:schemaRefs>
 </ds:datastoreItem>
 </file>
 
-<file path=customXml/itemProps4.xml><?xml version="1.0" encoding="utf-8"?>
+<file path=customXml/itemProps3.xml><?xml version="1.0" encoding="utf-8"?>
 <ds:datastoreItem xmlns:ds="http://schemas.openxmlformats.org/officeDocument/2006/customXml" ds:itemID="{ABC43734-40DA-4258-8AC6-EC91AAFFC9CD}">
   <ds:schemaRefs>
     <ds:schemaRef ds:uri="http://schemas.microsoft.com/office/2006/metadata/contentType"/>
@@ -56171,4 +56126,12 @@
     <ds:schemaRef ds:uri="http://schemas.microsoft.com/internal/obd"/>
   </ds:schemaRefs>
 </ds:datastoreItem>
+</file>
+
+<file path=customXml/itemProps4.xml><?xml version="1.0" encoding="utf-8"?>
+<ds:datastoreItem xmlns:ds="http://schemas.openxmlformats.org/officeDocument/2006/customXml" ds:itemID="{10663269-2064-4804-8290-36D4A57F5557}">
+  <ds:schemaRefs>
+    <ds:schemaRef ds:uri="http://schemas.microsoft.com/sharepoint/v3/contenttype/forms"/>
+  </ds:schemaRefs>
+</ds:datastoreItem>
 </file>